--- a/papers/01-evidence-audit/from-synchronization-physics-to-trained-dynamics-title-page.docx
+++ b/papers/01-evidence-audit/from-synchronization-physics-to-trained-dynamics-title-page.docx
@@ -884,7 +884,7 @@
     <w:name w:val="Hyperlink"/>
     <w:basedOn w:val="BodyTextChar"/>
     <w:rPr>
-      <w:color w:themeColor="accent1" w:val="4F81BD"/>
+      <w:color w:val="0645AD"/>
     </w:rPr>
   </w:style>
   <w:style w:styleId="TOCHeading" w:type="paragraph">
